--- a/eu-gmp-rag/ausgabe/Teil I Kapitel 9 Selbstinspektionen.docx
+++ b/eu-gmp-rag/ausgabe/Teil I Kapitel 9 Selbstinspektionen.docx
@@ -16,16 +16,9 @@
       </w:r>
     </w:p>
     <w:p>
-      <w:r>
-        <w:t>Kapitel 9 Selbstinspektion</w:t>
-      </w:r>
-    </w:p>
-    <w:p>
-      <w:r>
-        <w:t>Kapitel 9 Selbstinspektion KAPITEL 9 SELBSTINSPEKTION</w:t>
-      </w:r>
-    </w:p>
-    <w:p>
+      <w:pPr>
+        <w:pStyle w:val="Heading2"/>
+      </w:pPr>
       <w:r>
         <w:t>Grundsätze</w:t>
       </w:r>
